--- a/atelier/atelier_048 (1).docx
+++ b/atelier/atelier_048 (1).docx
@@ -394,7 +394,7 @@
           </w:tcPr>
           <w:p>
             <w:r>
-              <w:t xml:space="preserve">Contraintes cartographiées (#46), SLA négociés (#47)</w:t>
+              <w:t xml:space="preserve">Contraintes cartographiées, SLA négociés</w:t>
             </w:r>
           </w:p>
         </w:tc>
@@ -489,7 +489,7 @@
         </w:numPr>
       </w:pPr>
       <w:r>
-        <w:t xml:space="preserve">Reprendre les validations manuelles de la cartographie #46 et les passer au crible : pour chacune, demander « est-ce un contrôle mécanique (vérifiable par une règle) ou un vrai jugement humain ? ». Le mécanique s'automatise ; le jugement reste humain.</w:t>
+        <w:t xml:space="preserve">Reprendre les validations manuelles de la cartographie et les passer au crible : pour chacune, demander « est-ce un contrôle mécanique (vérifiable par une règle) ou un vrai jugement humain ? ». Le mécanique s'automatise ; le jugement reste humain.</w:t>
       </w:r>
     </w:p>
     <w:p>
@@ -584,7 +584,7 @@
         </w:numPr>
       </w:pPr>
       <w:r>
-        <w:t xml:space="preserve">Zone « Nos validations manuelles » — reprises de la cartographie #46, toutes les validations qui passent aujourd'hui par un humain.</w:t>
+        <w:t xml:space="preserve">Zone « Nos validations manuelles » — reprises de la cartographie, toutes les validations qui passent aujourd'hui par un humain.</w:t>
       </w:r>
     </w:p>
     <w:p>
@@ -652,7 +652,7 @@
         </w:numPr>
       </w:pPr>
       <w:r>
-        <w:t xml:space="preserve">(15 min) Trier mécanique vs jugement — l'équipe passe chaque validation manuelle (#46) au crible : contrôle automatisable ou jugement humain ?</w:t>
+        <w:t xml:space="preserve">(15 min) Trier mécanique vs jugement — l'équipe passe chaque validation manuelle au crible : contrôle automatisable ou jugement humain ?</w:t>
       </w:r>
     </w:p>
     <w:p>
